--- a/pr-preview/pr-351/chapters/teaching-tracked-changes.docx
+++ b/pr-preview/pr-351/chapters/teaching-tracked-changes.docx
@@ -26,7 +26,7 @@
       </w:pPr>
       <w:ins w:id="2" w:author="PR Preview" w:date="2026-01-01T00:00:00Z">
         <w:r>
-          <w:t xml:space="preserve">Last modified: 2026-10-26 00:39:31 (PDT)</w:t>
+          <w:t xml:space="preserve">Last modified: 2026-10-26 01:08:23 (PDT)</w:t>
         </w:r>
       </w:ins>
     </w:p>
@@ -5452,19 +5452,359 @@
       </w:r>
     </w:p>
     <w:bookmarkEnd w:id="57"/>
-    <w:bookmarkStart w:id="58" w:name="talk-about-the-ideas-not-the-notes"/>
+    <w:bookmarkStart w:id="59" w:name="X5f21f12cbfc4e3df5e838110af4e52db506fec1"/>
     <w:p>
       <w:pPr>
         <w:pStyle w:val="Heading2"/>
       </w:pPr>
-      <w:r>
-        <w:t xml:space="preserve">20 Talk about the ideas, not the notes</w:t>
-      </w:r>
+      <w:del w:id="3" w:author="PR Preview" w:date="2026-01-01T00:00:00Z">
+        <w:r>
+          <w:delText xml:space="preserve">20 Talk about the ideas, not the notes</w:delText>
+        </w:r>
+      </w:del>
+    </w:p>
+    <w:p>
+      <w:pPr>
+        <w:pStyle w:val="Heading2"/>
+      </w:pPr>
+      <w:ins w:id="4" w:author="PR Preview" w:date="2026-01-01T00:00:00Z">
+        <w:r>
+          <w:t xml:space="preserve">20 Give each concept in a note sheet its own row</w:t>
+        </w:r>
+      </w:ins>
     </w:p>
     <w:p>
       <w:pPr>
         <w:pStyle w:val="FirstParagraph"/>
       </w:pPr>
+      <w:ins w:id="5" w:author="PR Preview" w:date="2026-01-01T00:00:00Z">
+        <w:r>
+          <w:t xml:space="preserve">A note sheet is a reference table of formulas with brief labels and no prose.</w:t>
+        </w:r>
+      </w:ins>
+      <w:ins w:id="6" w:author="PR Preview" w:date="2026-01-01T00:00:00Z">
+        <w:r>
+          <w:t xml:space="preserve"> </w:t>
+        </w:r>
+      </w:ins>
+      <w:ins w:id="7" w:author="PR Preview" w:date="2026-01-01T00:00:00Z">
+        <w:r>
+          <w:t xml:space="preserve">This is one case of</w:t>
+        </w:r>
+      </w:ins>
+      <w:ins w:id="8" w:author="PR Preview" w:date="2026-01-01T00:00:00Z">
+        <w:r>
+          <w:t xml:space="preserve"> </w:t>
+        </w:r>
+      </w:ins>
+      <w:hyperlink w:anchor="Xb68f5757ebba706c680e7c5ed557ac14973d7af">
+        <w:ins w:id="9" w:author="PR Preview" w:date="2026-01-01T00:00:00Z">
+          <w:r>
+            <w:rPr>
+              <w:rStyle w:val="Hyperlink"/>
+            </w:rPr>
+            <w:t xml:space="preserve">building every unit from smaller atomic units</w:t>
+          </w:r>
+        </w:ins>
+      </w:hyperlink>
+      <w:ins w:id="10" w:author="PR Preview" w:date="2026-01-01T00:00:00Z">
+        <w:r>
+          <w:t xml:space="preserve">.</w:t>
+        </w:r>
+      </w:ins>
+      <w:ins w:id="11" w:author="PR Preview" w:date="2026-01-01T00:00:00Z">
+        <w:r>
+          <w:t xml:space="preserve"> </w:t>
+        </w:r>
+      </w:ins>
+      <w:ins w:id="12" w:author="PR Preview" w:date="2026-01-01T00:00:00Z">
+        <w:r>
+          <w:t xml:space="preserve">Give each concept its own row.</w:t>
+        </w:r>
+      </w:ins>
+      <w:ins w:id="13" w:author="PR Preview" w:date="2026-01-01T00:00:00Z">
+        <w:r>
+          <w:t xml:space="preserve"> </w:t>
+        </w:r>
+      </w:ins>
+      <w:ins w:id="14" w:author="PR Preview" w:date="2026-01-01T00:00:00Z">
+        <w:r>
+          <w:t xml:space="preserve">A row holds one formula and one short label.</w:t>
+        </w:r>
+      </w:ins>
+    </w:p>
+    <w:p>
+      <w:pPr>
+        <w:pStyle w:val="Compact"/>
+        <w:numPr>
+          <w:ilvl w:val="0"/>
+          <w:numId w:val="1017"/>
+        </w:numPr>
+      </w:pPr>
+      <w:ins w:id="15" w:author="PR Preview" w:date="2026-01-01T00:00:00Z">
+        <w:r>
+          <w:t xml:space="preserve">Never put two definitions in one row.</w:t>
+        </w:r>
+      </w:ins>
+    </w:p>
+    <w:p>
+      <w:pPr>
+        <w:pStyle w:val="Compact"/>
+        <w:numPr>
+          <w:ilvl w:val="0"/>
+          <w:numId w:val="1017"/>
+        </w:numPr>
+      </w:pPr>
+      <w:ins w:id="16" w:author="PR Preview" w:date="2026-01-01T00:00:00Z">
+        <w:r>
+          <w:t xml:space="preserve">Never merge rows to save space.</w:t>
+        </w:r>
+      </w:ins>
+      <w:ins w:id="17" w:author="PR Preview" w:date="2026-01-01T00:00:00Z">
+        <w:r>
+          <w:t xml:space="preserve"> </w:t>
+        </w:r>
+      </w:ins>
+      <w:ins w:id="18" w:author="PR Preview" w:date="2026-01-01T00:00:00Z">
+        <w:r>
+          <w:t xml:space="preserve">Find the room another way, such as a smaller table font or a second table beside the first.</w:t>
+        </w:r>
+      </w:ins>
+    </w:p>
+    <w:p>
+      <w:pPr>
+        <w:pStyle w:val="Compact"/>
+        <w:numPr>
+          <w:ilvl w:val="0"/>
+          <w:numId w:val="1017"/>
+        </w:numPr>
+      </w:pPr>
+      <w:ins w:id="19" w:author="PR Preview" w:date="2026-01-01T00:00:00Z">
+        <w:r>
+          <w:t xml:space="preserve">Never put notation or assumptions inside a label.</w:t>
+        </w:r>
+      </w:ins>
+      <w:ins w:id="20" w:author="PR Preview" w:date="2026-01-01T00:00:00Z">
+        <w:r>
+          <w:t xml:space="preserve"> </w:t>
+        </w:r>
+      </w:ins>
+      <w:ins w:id="21" w:author="PR Preview" w:date="2026-01-01T00:00:00Z">
+        <w:r>
+          <w:t xml:space="preserve">Give each assumption its own row, and state the notation once in its own row.</w:t>
+        </w:r>
+      </w:ins>
+    </w:p>
+    <w:p>
+      <w:pPr>
+        <w:pStyle w:val="Compact"/>
+        <w:numPr>
+          <w:ilvl w:val="0"/>
+          <w:numId w:val="1017"/>
+        </w:numPr>
+      </w:pPr>
+      <w:ins w:id="22" w:author="PR Preview" w:date="2026-01-01T00:00:00Z">
+        <w:r>
+          <w:t xml:space="preserve">Write each formula in its most compact form,</w:t>
+        </w:r>
+      </w:ins>
+      <w:ins w:id="23" w:author="PR Preview" w:date="2026-01-01T00:00:00Z">
+        <w:r>
+          <w:t xml:space="preserve"> </w:t>
+        </w:r>
+      </w:ins>
+      <w:ins w:id="24" w:author="PR Preview" w:date="2026-01-01T00:00:00Z">
+        <w:r>
+          <w:t xml:space="preserve">built from pieces that have their own rows</w:t>
+        </w:r>
+      </w:ins>
+      <w:ins w:id="25" w:author="PR Preview" w:date="2026-01-01T00:00:00Z">
+        <w:r>
+          <w:t xml:space="preserve"> </w:t>
+        </w:r>
+      </w:ins>
+      <w:ins w:id="26" w:author="PR Preview" w:date="2026-01-01T00:00:00Z">
+        <w:r>
+          <w:t xml:space="preserve">(see</w:t>
+        </w:r>
+      </w:ins>
+      <w:ins w:id="27" w:author="PR Preview" w:date="2026-01-01T00:00:00Z">
+        <w:r>
+          <w:t xml:space="preserve"> </w:t>
+        </w:r>
+      </w:ins>
+      <w:hyperlink r:id="rId15">
+        <w:ins w:id="28" w:author="PR Preview" w:date="2026-01-01T00:00:00Z">
+          <w:r>
+            <w:rPr>
+              <w:rStyle w:val="Hyperlink"/>
+            </w:rPr>
+            <w:t xml:space="preserve">Making expressions concise</w:t>
+          </w:r>
+        </w:ins>
+      </w:hyperlink>
+      <w:ins w:id="29" w:author="PR Preview" w:date="2026-01-01T00:00:00Z">
+        <w:r>
+          <w:t xml:space="preserve">).</w:t>
+        </w:r>
+      </w:ins>
+    </w:p>
+    <w:p>
+      <w:pPr>
+        <w:pStyle w:val="FirstParagraph"/>
+      </w:pPr>
+      <w:ins w:id="30" w:author="PR Preview" w:date="2026-01-01T00:00:00Z">
+        <w:r>
+          <w:t xml:space="preserve">The same rule applies to every other reference table, such as a table of notation.</w:t>
+        </w:r>
+      </w:ins>
+    </w:p>
+    <w:bookmarkStart w:id="58" w:name="exm-note-sheet-rows"/>
+    <w:p>
+      <w:pPr>
+        <w:pStyle w:val="BodyText"/>
+      </w:pPr>
+      <w:ins w:id="31" w:author="PR Preview" w:date="2026-01-01T00:00:00Z">
+        <w:r>
+          <w:rPr>
+            <w:b/>
+            <w:bCs/>
+          </w:rPr>
+          <w:t xml:space="preserve">Example 5 (Splitting a merged row)</w:t>
+        </w:r>
+      </w:ins>
+      <w:ins w:id="32" w:author="PR Preview" w:date="2026-01-01T00:00:00Z">
+        <w:r>
+          <w:t xml:space="preserve"> </w:t>
+        </w:r>
+      </w:ins>
+      <w:ins w:id="33" w:author="PR Preview" w:date="2026-01-01T00:00:00Z">
+        <w:r>
+          <w:t xml:space="preserve"> </w:t>
+        </w:r>
+      </w:ins>
+    </w:p>
+    <w:p>
+      <w:pPr>
+        <w:pStyle w:val="BlockText"/>
+      </w:pPr>
+      <w:ins w:id="34" w:author="PR Preview" w:date="2026-01-01T00:00:00Z">
+        <w:r>
+          <w:t xml:space="preserve">❌ Row:</w:t>
+        </w:r>
+      </w:ins>
+      <w:ins w:id="35" w:author="PR Preview" w:date="2026-01-01T00:00:00Z">
+        <w:r>
+          <w:t xml:space="preserve"> </w:t>
+        </w:r>
+      </w:ins>
+      <w:ins w:id="36" w:author="PR Preview" w:date="2026-01-01T00:00:00Z">
+        <w:r>
+          <w:rPr>
+            <w:rStyle w:val="VerbatimChar"/>
+          </w:rPr>
+          <w:t xml:space="preserve">Dot product, sample mean</w:t>
+        </w:r>
+      </w:ins>
+      <w:ins w:id="37" w:author="PR Preview" w:date="2026-01-01T00:00:00Z">
+        <w:r>
+          <w:t xml:space="preserve">, with both formulas in one cell.</w:t>
+        </w:r>
+      </w:ins>
+    </w:p>
+    <w:p>
+      <w:pPr>
+        <w:pStyle w:val="BlockText"/>
+      </w:pPr>
+      <w:ins w:id="38" w:author="PR Preview" w:date="2026-01-01T00:00:00Z">
+        <w:r>
+          <w:t xml:space="preserve">✅ Rows:</w:t>
+        </w:r>
+      </w:ins>
+      <w:ins w:id="39" w:author="PR Preview" w:date="2026-01-01T00:00:00Z">
+        <w:r>
+          <w:t xml:space="preserve"> </w:t>
+        </w:r>
+      </w:ins>
+      <w:ins w:id="40" w:author="PR Preview" w:date="2026-01-01T00:00:00Z">
+        <w:r>
+          <w:rPr>
+            <w:rStyle w:val="VerbatimChar"/>
+          </w:rPr>
+          <w:t xml:space="preserve">Dot product</w:t>
+        </w:r>
+      </w:ins>
+      <w:ins w:id="41" w:author="PR Preview" w:date="2026-01-01T00:00:00Z">
+        <w:r>
+          <w:t xml:space="preserve"> </w:t>
+        </w:r>
+      </w:ins>
+      <w:ins w:id="42" w:author="PR Preview" w:date="2026-01-01T00:00:00Z">
+        <w:r>
+          <w:t xml:space="preserve">with its formula, then</w:t>
+        </w:r>
+      </w:ins>
+      <w:ins w:id="43" w:author="PR Preview" w:date="2026-01-01T00:00:00Z">
+        <w:r>
+          <w:t xml:space="preserve"> </w:t>
+        </w:r>
+      </w:ins>
+      <w:ins w:id="44" w:author="PR Preview" w:date="2026-01-01T00:00:00Z">
+        <w:r>
+          <w:rPr>
+            <w:rStyle w:val="VerbatimChar"/>
+          </w:rPr>
+          <w:t xml:space="preserve">Sample mean</w:t>
+        </w:r>
+      </w:ins>
+      <w:ins w:id="45" w:author="PR Preview" w:date="2026-01-01T00:00:00Z">
+        <w:r>
+          <w:t xml:space="preserve"> </w:t>
+        </w:r>
+      </w:ins>
+      <w:ins w:id="46" w:author="PR Preview" w:date="2026-01-01T00:00:00Z">
+        <w:r>
+          <w:t xml:space="preserve">with its formula.</w:t>
+        </w:r>
+      </w:ins>
+    </w:p>
+    <w:p>
+      <w:pPr>
+        <w:pStyle w:val="FirstParagraph"/>
+      </w:pPr>
+      <w:ins w:id="47" w:author="PR Preview" w:date="2026-01-01T00:00:00Z">
+        <w:r>
+          <w:t xml:space="preserve">The ❌ row makes the reader find where one concept ends and the next begins.</w:t>
+        </w:r>
+      </w:ins>
+      <w:ins w:id="48" w:author="PR Preview" w:date="2026-01-01T00:00:00Z">
+        <w:r>
+          <w:t xml:space="preserve"> </w:t>
+        </w:r>
+      </w:ins>
+      <w:ins w:id="49" w:author="PR Preview" w:date="2026-01-01T00:00:00Z">
+        <w:r>
+          <w:t xml:space="preserve">The ✅ rows let the reader find one formula by one label.</w:t>
+        </w:r>
+      </w:ins>
+    </w:p>
+    <w:bookmarkEnd w:id="58"/>
+    <w:bookmarkEnd w:id="59"/>
+    <w:bookmarkStart w:id="60" w:name="talk-about-the-ideas-not-the-notes"/>
+    <w:p>
+      <w:pPr>
+        <w:pStyle w:val="Heading2"/>
+      </w:pPr>
+      <w:ins w:id="50" w:author="PR Preview" w:date="2026-01-01T00:00:00Z">
+        <w:r>
+          <w:t xml:space="preserve">21 Talk about the ideas, not the notes</w:t>
+        </w:r>
+      </w:ins>
+    </w:p>
+    <w:p>
+      <w:pPr>
+        <w:pStyle w:val="FirstParagraph"/>
+      </w:pPr>
       <w:r>
         <w:t xml:space="preserve">When a term is defined on another page or in another site,</w:t>
       </w:r>
@@ -5486,7 +5826,7 @@
         <w:pStyle w:val="Compact"/>
         <w:numPr>
           <w:ilvl w:val="0"/>
-          <w:numId w:val="1017"/>
+          <w:numId w:val="1018"/>
         </w:numPr>
       </w:pPr>
       <w:r>
@@ -5528,7 +5868,7 @@
         <w:pStyle w:val="Compact"/>
         <w:numPr>
           <w:ilvl w:val="0"/>
-          <w:numId w:val="1017"/>
+          <w:numId w:val="1018"/>
         </w:numPr>
       </w:pPr>
       <w:r>
@@ -5567,7 +5907,7 @@
         <w:pStyle w:val="Compact"/>
         <w:numPr>
           <w:ilvl w:val="0"/>
-          <w:numId w:val="1017"/>
+          <w:numId w:val="1018"/>
         </w:numPr>
       </w:pPr>
       <w:r>
@@ -5624,22 +5964,34 @@
         <w:t xml:space="preserve">and it goes stale when the definition moves.</w:t>
       </w:r>
     </w:p>
-    <w:bookmarkEnd w:id="58"/>
-    <w:bookmarkStart w:id="62" w:name="Xcb579568ef754486ebde8b41ba4528bdf380eec"/>
+    <w:bookmarkEnd w:id="60"/>
+    <w:bookmarkStart w:id="64" w:name="Xcb579568ef754486ebde8b41ba4528bdf380eec"/>
     <w:p>
       <w:pPr>
         <w:pStyle w:val="Heading2"/>
       </w:pPr>
-      <w:r>
-        <w:t xml:space="preserve">21 Credit other courses without summarizing them</w:t>
-      </w:r>
-    </w:p>
-    <w:p>
-      <w:pPr>
-        <w:pStyle w:val="Compact"/>
-        <w:numPr>
-          <w:ilvl w:val="0"/>
-          <w:numId w:val="1018"/>
+      <w:del w:id="51" w:author="PR Preview" w:date="2026-01-01T00:00:00Z">
+        <w:r>
+          <w:delText xml:space="preserve">21 Credit other courses without summarizing them</w:delText>
+        </w:r>
+      </w:del>
+    </w:p>
+    <w:p>
+      <w:pPr>
+        <w:pStyle w:val="Heading2"/>
+      </w:pPr>
+      <w:ins w:id="52" w:author="PR Preview" w:date="2026-01-01T00:00:00Z">
+        <w:r>
+          <w:t xml:space="preserve">22 Credit other courses without summarizing them</w:t>
+        </w:r>
+      </w:ins>
+    </w:p>
+    <w:p>
+      <w:pPr>
+        <w:pStyle w:val="Compact"/>
+        <w:numPr>
+          <w:ilvl w:val="0"/>
+          <w:numId w:val="1019"/>
         </w:numPr>
       </w:pPr>
       <w:r>
@@ -5684,7 +6036,7 @@
       <w:r>
         <w:t xml:space="preserve"> </w:t>
       </w:r>
-      <w:hyperlink r:id="rId59">
+      <w:hyperlink r:id="rId61">
         <w:r>
           <w:rPr>
             <w:rStyle w:val="Hyperlink"/>
@@ -5725,7 +6077,7 @@
         <w:pStyle w:val="Compact"/>
         <w:numPr>
           <w:ilvl w:val="0"/>
-          <w:numId w:val="1018"/>
+          <w:numId w:val="1019"/>
         </w:numPr>
       </w:pPr>
       <w:r>
@@ -5740,7 +6092,7 @@
       <w:r>
         <w:t xml:space="preserve"> </w:t>
       </w:r>
-      <w:hyperlink r:id="rId60">
+      <w:hyperlink r:id="rId62">
         <w:r>
           <w:rPr>
             <w:rStyle w:val="Hyperlink"/>
@@ -5760,7 +6112,7 @@
         <w:pStyle w:val="Compact"/>
         <w:numPr>
           <w:ilvl w:val="0"/>
-          <w:numId w:val="1018"/>
+          <w:numId w:val="1019"/>
         </w:numPr>
       </w:pPr>
       <w:r>
@@ -5769,7 +6121,7 @@
       <w:r>
         <w:t xml:space="preserve"> </w:t>
       </w:r>
-      <w:hyperlink r:id="rId61">
+      <w:hyperlink r:id="rId63">
         <w:r>
           <w:rPr>
             <w:rStyle w:val="Hyperlink"/>
@@ -5789,7 +6141,7 @@
         <w:pStyle w:val="Compact"/>
         <w:numPr>
           <w:ilvl w:val="0"/>
-          <w:numId w:val="1018"/>
+          <w:numId w:val="1019"/>
         </w:numPr>
       </w:pPr>
       <w:r>
@@ -5802,15 +6154,27 @@
         <w:t xml:space="preserve">because a bare citation key renders as the author list.</w:t>
       </w:r>
     </w:p>
-    <w:bookmarkEnd w:id="62"/>
-    <w:bookmarkStart w:id="71" w:name="rules-that-apply-to-all-writing"/>
+    <w:bookmarkEnd w:id="64"/>
+    <w:bookmarkStart w:id="73" w:name="rules-that-apply-to-all-writing"/>
     <w:p>
       <w:pPr>
         <w:pStyle w:val="Heading2"/>
       </w:pPr>
-      <w:r>
-        <w:t xml:space="preserve">22 Rules that apply to all writing</w:t>
-      </w:r>
+      <w:del w:id="53" w:author="PR Preview" w:date="2026-01-01T00:00:00Z">
+        <w:r>
+          <w:delText xml:space="preserve">22 Rules that apply to all writing</w:delText>
+        </w:r>
+      </w:del>
+    </w:p>
+    <w:p>
+      <w:pPr>
+        <w:pStyle w:val="Heading2"/>
+      </w:pPr>
+      <w:ins w:id="54" w:author="PR Preview" w:date="2026-01-01T00:00:00Z">
+        <w:r>
+          <w:t xml:space="preserve">23 Rules that apply to all writing</w:t>
+        </w:r>
+      </w:ins>
     </w:p>
     <w:p>
       <w:pPr>
@@ -5825,10 +6189,10 @@
         <w:pStyle w:val="Compact"/>
         <w:numPr>
           <w:ilvl w:val="0"/>
-          <w:numId w:val="1019"/>
-        </w:numPr>
-      </w:pPr>
-      <w:hyperlink r:id="rId63">
+          <w:numId w:val="1020"/>
+        </w:numPr>
+      </w:pPr>
+      <w:hyperlink r:id="rId65">
         <w:r>
           <w:rPr>
             <w:rStyle w:val="Hyperlink"/>
@@ -5845,10 +6209,10 @@
         <w:pStyle w:val="Compact"/>
         <w:numPr>
           <w:ilvl w:val="0"/>
-          <w:numId w:val="1019"/>
-        </w:numPr>
-      </w:pPr>
-      <w:hyperlink r:id="rId64">
+          <w:numId w:val="1020"/>
+        </w:numPr>
+      </w:pPr>
+      <w:hyperlink r:id="rId66">
         <w:r>
           <w:rPr>
             <w:rStyle w:val="Hyperlink"/>
@@ -5868,10 +6232,10 @@
         <w:pStyle w:val="Compact"/>
         <w:numPr>
           <w:ilvl w:val="0"/>
-          <w:numId w:val="1019"/>
-        </w:numPr>
-      </w:pPr>
-      <w:hyperlink r:id="rId65">
+          <w:numId w:val="1020"/>
+        </w:numPr>
+      </w:pPr>
+      <w:hyperlink r:id="rId67">
         <w:r>
           <w:rPr>
             <w:rStyle w:val="Hyperlink"/>
@@ -5888,10 +6252,10 @@
         <w:pStyle w:val="Compact"/>
         <w:numPr>
           <w:ilvl w:val="0"/>
-          <w:numId w:val="1019"/>
-        </w:numPr>
-      </w:pPr>
-      <w:hyperlink r:id="rId66">
+          <w:numId w:val="1020"/>
+        </w:numPr>
+      </w:pPr>
+      <w:hyperlink r:id="rId68">
         <w:r>
           <w:rPr>
             <w:rStyle w:val="Hyperlink"/>
@@ -5911,10 +6275,10 @@
         <w:pStyle w:val="Compact"/>
         <w:numPr>
           <w:ilvl w:val="0"/>
-          <w:numId w:val="1019"/>
-        </w:numPr>
-      </w:pPr>
-      <w:hyperlink r:id="rId67">
+          <w:numId w:val="1020"/>
+        </w:numPr>
+      </w:pPr>
+      <w:hyperlink r:id="rId69">
         <w:r>
           <w:rPr>
             <w:rStyle w:val="Hyperlink"/>
@@ -5926,8 +6290,8 @@
         <w:t xml:space="preserve">.</w:t>
       </w:r>
     </w:p>
-    <w:bookmarkStart w:id="70" w:name="refs"/>
-    <w:bookmarkStart w:id="69" w:name="ref-freeman2014active"/>
+    <w:bookmarkStart w:id="72" w:name="refs"/>
+    <w:bookmarkStart w:id="71" w:name="ref-freeman2014active"/>
     <w:p>
       <w:pPr>
         <w:pStyle w:val="Bibliography"/>
@@ -5960,7 +6324,7 @@
       <w:r>
         <w:t xml:space="preserve"> </w:t>
       </w:r>
-      <w:hyperlink r:id="rId68">
+      <w:hyperlink r:id="rId70">
         <w:r>
           <w:rPr>
             <w:rStyle w:val="Hyperlink"/>
@@ -5972,9 +6336,9 @@
         <w:t xml:space="preserve">.</w:t>
       </w:r>
     </w:p>
-    <w:bookmarkEnd w:id="69"/>
-    <w:bookmarkEnd w:id="70"/>
     <w:bookmarkEnd w:id="71"/>
+    <w:bookmarkEnd w:id="72"/>
+    <w:bookmarkEnd w:id="73"/>
     <w:sectPr>
       <w:footnotePr>
         <w:numRestart w:val="eachSect"/>
@@ -6246,6 +6610,9 @@
     <w:abstractNumId w:val="991"/>
   </w:num>
   <w:num w:numId="1019">
+    <w:abstractNumId w:val="991"/>
+  </w:num>
+  <w:num w:numId="1020">
     <w:abstractNumId w:val="991"/>
   </w:num>
 </w:numbering>

--- a/pr-preview/pr-351/chapters/teaching-tracked-changes.docx
+++ b/pr-preview/pr-351/chapters/teaching-tracked-changes.docx
@@ -26,7 +26,7 @@
       </w:pPr>
       <w:ins w:id="2" w:author="PR Preview" w:date="2026-01-01T00:00:00Z">
         <w:r>
-          <w:t xml:space="preserve">Last modified: 2026-10-26 01:08:23 (PDT)</w:t>
+          <w:t xml:space="preserve">Last modified: 2026-10-26 01:19:16 (PDT)</w:t>
         </w:r>
       </w:ins>
     </w:p>

--- a/pr-preview/pr-351/chapters/teaching-tracked-changes.docx
+++ b/pr-preview/pr-351/chapters/teaching-tracked-changes.docx
@@ -16,7 +16,7 @@
       </w:pPr>
       <w:del w:id="1" w:author="PR Preview" w:date="2026-01-01T00:00:00Z">
         <w:r>
-          <w:delText xml:space="preserve">Last modified: 2026-10-25 19:48:50 (PDT)</w:delText>
+          <w:delText xml:space="preserve">Last modified: 2026-10-26 01:48:18 (PDT)</w:delText>
         </w:r>
       </w:del>
     </w:p>
@@ -26,7 +26,7 @@
       </w:pPr>
       <w:ins w:id="2" w:author="PR Preview" w:date="2026-01-01T00:00:00Z">
         <w:r>
-          <w:t xml:space="preserve">Last modified: 2026-10-26 01:19:16 (PDT)</w:t>
+          <w:t xml:space="preserve">Last modified: 2026-10-26 01:57:12 (PDT)</w:t>
         </w:r>
       </w:ins>
     </w:p>
@@ -1341,7 +1341,7 @@
         <w:t xml:space="preserve"> </w:t>
       </w:r>
       <w:r>
-        <w:t xml:space="preserve">A student who meets one name here and another in a textbook</w:t>
+        <w:t xml:space="preserve">A student who encounters one name here and another in a textbook</w:t>
       </w:r>
       <w:r>
         <w:t xml:space="preserve"> </w:t>
@@ -1389,7 +1389,7 @@
         <w:t xml:space="preserve"> </w:t>
       </w:r>
       <w:r>
-        <w:t xml:space="preserve">state the one the notes use and name the others a reader will meet elsewhere.</w:t>
+        <w:t xml:space="preserve">state the one the notes use and name the others a reader will encounter elsewhere.</w:t>
       </w:r>
       <w:r>
         <w:t xml:space="preserve"> </w:t>
@@ -2497,7 +2497,7 @@
         <w:t xml:space="preserve"> </w:t>
       </w:r>
       <w:r>
-        <w:t xml:space="preserve">because the reader meets the reference before the thing it points to.</w:t>
+        <w:t xml:space="preserve">because the reader encounters the reference before the thing it points to.</w:t>
       </w:r>
       <w:r>
         <w:t xml:space="preserve"> </w:t>
@@ -4934,7 +4934,7 @@
         <w:t xml:space="preserve"> </w:t>
       </w:r>
       <w:r>
-        <w:t xml:space="preserve">A student meets the function there first, in a short note, a worked example and an exercise,</w:t>
+        <w:t xml:space="preserve">A student encounters the function there first, in a short note, a worked example and an exercise,</w:t>
       </w:r>
       <w:r>
         <w:t xml:space="preserve"> </w:t>
@@ -5457,336 +5457,234 @@
       <w:pPr>
         <w:pStyle w:val="Heading2"/>
       </w:pPr>
-      <w:del w:id="3" w:author="PR Preview" w:date="2026-01-01T00:00:00Z">
-        <w:r>
-          <w:delText xml:space="preserve">20 Talk about the ideas, not the notes</w:delText>
-        </w:r>
-      </w:del>
-    </w:p>
-    <w:p>
-      <w:pPr>
-        <w:pStyle w:val="Heading2"/>
-      </w:pPr>
-      <w:ins w:id="4" w:author="PR Preview" w:date="2026-01-01T00:00:00Z">
-        <w:r>
-          <w:t xml:space="preserve">20 Give each concept in a note sheet its own row</w:t>
-        </w:r>
-      </w:ins>
+      <w:r>
+        <w:t xml:space="preserve">20 Give each concept in a note sheet its own row</w:t>
+      </w:r>
     </w:p>
     <w:p>
       <w:pPr>
         <w:pStyle w:val="FirstParagraph"/>
       </w:pPr>
-      <w:ins w:id="5" w:author="PR Preview" w:date="2026-01-01T00:00:00Z">
-        <w:r>
-          <w:t xml:space="preserve">A note sheet is a reference table of formulas with brief labels and no prose.</w:t>
-        </w:r>
-      </w:ins>
-      <w:ins w:id="6" w:author="PR Preview" w:date="2026-01-01T00:00:00Z">
-        <w:r>
-          <w:t xml:space="preserve"> </w:t>
-        </w:r>
-      </w:ins>
-      <w:ins w:id="7" w:author="PR Preview" w:date="2026-01-01T00:00:00Z">
-        <w:r>
-          <w:t xml:space="preserve">This is one case of</w:t>
-        </w:r>
-      </w:ins>
-      <w:ins w:id="8" w:author="PR Preview" w:date="2026-01-01T00:00:00Z">
-        <w:r>
-          <w:t xml:space="preserve"> </w:t>
-        </w:r>
-      </w:ins>
+      <w:r>
+        <w:t xml:space="preserve">A note sheet is a reference table of formulas with brief labels and no prose.</w:t>
+      </w:r>
+      <w:r>
+        <w:t xml:space="preserve"> </w:t>
+      </w:r>
+      <w:r>
+        <w:t xml:space="preserve">This is one case of</w:t>
+      </w:r>
+      <w:r>
+        <w:t xml:space="preserve"> </w:t>
+      </w:r>
       <w:hyperlink w:anchor="Xb68f5757ebba706c680e7c5ed557ac14973d7af">
-        <w:ins w:id="9" w:author="PR Preview" w:date="2026-01-01T00:00:00Z">
-          <w:r>
-            <w:rPr>
-              <w:rStyle w:val="Hyperlink"/>
-            </w:rPr>
-            <w:t xml:space="preserve">building every unit from smaller atomic units</w:t>
-          </w:r>
-        </w:ins>
-      </w:hyperlink>
-      <w:ins w:id="10" w:author="PR Preview" w:date="2026-01-01T00:00:00Z">
-        <w:r>
-          <w:t xml:space="preserve">.</w:t>
-        </w:r>
-      </w:ins>
-      <w:ins w:id="11" w:author="PR Preview" w:date="2026-01-01T00:00:00Z">
-        <w:r>
-          <w:t xml:space="preserve"> </w:t>
-        </w:r>
-      </w:ins>
-      <w:ins w:id="12" w:author="PR Preview" w:date="2026-01-01T00:00:00Z">
-        <w:r>
-          <w:t xml:space="preserve">Give each concept its own row.</w:t>
-        </w:r>
-      </w:ins>
-      <w:ins w:id="13" w:author="PR Preview" w:date="2026-01-01T00:00:00Z">
-        <w:r>
-          <w:t xml:space="preserve"> </w:t>
-        </w:r>
-      </w:ins>
-      <w:ins w:id="14" w:author="PR Preview" w:date="2026-01-01T00:00:00Z">
-        <w:r>
-          <w:t xml:space="preserve">A row holds one formula and one short label.</w:t>
-        </w:r>
-      </w:ins>
-    </w:p>
-    <w:p>
-      <w:pPr>
-        <w:pStyle w:val="Compact"/>
-        <w:numPr>
-          <w:ilvl w:val="0"/>
-          <w:numId w:val="1017"/>
-        </w:numPr>
-      </w:pPr>
-      <w:ins w:id="15" w:author="PR Preview" w:date="2026-01-01T00:00:00Z">
-        <w:r>
-          <w:t xml:space="preserve">Never put two definitions in one row.</w:t>
-        </w:r>
-      </w:ins>
-    </w:p>
-    <w:p>
-      <w:pPr>
-        <w:pStyle w:val="Compact"/>
-        <w:numPr>
-          <w:ilvl w:val="0"/>
-          <w:numId w:val="1017"/>
-        </w:numPr>
-      </w:pPr>
-      <w:ins w:id="16" w:author="PR Preview" w:date="2026-01-01T00:00:00Z">
-        <w:r>
-          <w:t xml:space="preserve">Never merge rows to save space.</w:t>
-        </w:r>
-      </w:ins>
-      <w:ins w:id="17" w:author="PR Preview" w:date="2026-01-01T00:00:00Z">
-        <w:r>
-          <w:t xml:space="preserve"> </w:t>
-        </w:r>
-      </w:ins>
-      <w:ins w:id="18" w:author="PR Preview" w:date="2026-01-01T00:00:00Z">
-        <w:r>
-          <w:t xml:space="preserve">Find the room another way, such as a smaller table font or a second table beside the first.</w:t>
-        </w:r>
-      </w:ins>
-    </w:p>
-    <w:p>
-      <w:pPr>
-        <w:pStyle w:val="Compact"/>
-        <w:numPr>
-          <w:ilvl w:val="0"/>
-          <w:numId w:val="1017"/>
-        </w:numPr>
-      </w:pPr>
-      <w:ins w:id="19" w:author="PR Preview" w:date="2026-01-01T00:00:00Z">
-        <w:r>
-          <w:t xml:space="preserve">Never put notation or assumptions inside a label.</w:t>
-        </w:r>
-      </w:ins>
-      <w:ins w:id="20" w:author="PR Preview" w:date="2026-01-01T00:00:00Z">
-        <w:r>
-          <w:t xml:space="preserve"> </w:t>
-        </w:r>
-      </w:ins>
-      <w:ins w:id="21" w:author="PR Preview" w:date="2026-01-01T00:00:00Z">
-        <w:r>
-          <w:t xml:space="preserve">Give each assumption its own row, and state the notation once in its own row.</w:t>
-        </w:r>
-      </w:ins>
-    </w:p>
-    <w:p>
-      <w:pPr>
-        <w:pStyle w:val="Compact"/>
-        <w:numPr>
-          <w:ilvl w:val="0"/>
-          <w:numId w:val="1017"/>
-        </w:numPr>
-      </w:pPr>
-      <w:ins w:id="22" w:author="PR Preview" w:date="2026-01-01T00:00:00Z">
-        <w:r>
-          <w:t xml:space="preserve">Write each formula in its most compact form,</w:t>
-        </w:r>
-      </w:ins>
-      <w:ins w:id="23" w:author="PR Preview" w:date="2026-01-01T00:00:00Z">
-        <w:r>
-          <w:t xml:space="preserve"> </w:t>
-        </w:r>
-      </w:ins>
-      <w:ins w:id="24" w:author="PR Preview" w:date="2026-01-01T00:00:00Z">
-        <w:r>
-          <w:t xml:space="preserve">built from pieces that have their own rows</w:t>
-        </w:r>
-      </w:ins>
-      <w:ins w:id="25" w:author="PR Preview" w:date="2026-01-01T00:00:00Z">
-        <w:r>
-          <w:t xml:space="preserve"> </w:t>
-        </w:r>
-      </w:ins>
-      <w:ins w:id="26" w:author="PR Preview" w:date="2026-01-01T00:00:00Z">
-        <w:r>
-          <w:t xml:space="preserve">(see</w:t>
-        </w:r>
-      </w:ins>
-      <w:ins w:id="27" w:author="PR Preview" w:date="2026-01-01T00:00:00Z">
-        <w:r>
-          <w:t xml:space="preserve"> </w:t>
-        </w:r>
-      </w:ins>
-      <w:hyperlink r:id="rId15">
-        <w:ins w:id="28" w:author="PR Preview" w:date="2026-01-01T00:00:00Z">
-          <w:r>
-            <w:rPr>
-              <w:rStyle w:val="Hyperlink"/>
-            </w:rPr>
-            <w:t xml:space="preserve">Making expressions concise</w:t>
-          </w:r>
-        </w:ins>
-      </w:hyperlink>
-      <w:ins w:id="29" w:author="PR Preview" w:date="2026-01-01T00:00:00Z">
-        <w:r>
-          <w:t xml:space="preserve">).</w:t>
-        </w:r>
-      </w:ins>
-    </w:p>
-    <w:p>
-      <w:pPr>
-        <w:pStyle w:val="FirstParagraph"/>
-      </w:pPr>
-      <w:ins w:id="30" w:author="PR Preview" w:date="2026-01-01T00:00:00Z">
-        <w:r>
-          <w:t xml:space="preserve">The same rule applies to every other reference table, such as a table of notation.</w:t>
-        </w:r>
-      </w:ins>
-    </w:p>
-    <w:bookmarkStart w:id="58" w:name="exm-note-sheet-rows"/>
-    <w:p>
-      <w:pPr>
-        <w:pStyle w:val="BodyText"/>
-      </w:pPr>
-      <w:ins w:id="31" w:author="PR Preview" w:date="2026-01-01T00:00:00Z">
         <w:r>
           <w:rPr>
-            <w:b/>
-            <w:bCs/>
+            <w:rStyle w:val="Hyperlink"/>
           </w:rPr>
-          <w:t xml:space="preserve">Example 5 (Splitting a merged row)</w:t>
+          <w:t xml:space="preserve">building every unit from smaller atomic units</w:t>
         </w:r>
-      </w:ins>
-      <w:ins w:id="32" w:author="PR Preview" w:date="2026-01-01T00:00:00Z">
-        <w:r>
-          <w:t xml:space="preserve"> </w:t>
-        </w:r>
-      </w:ins>
-      <w:ins w:id="33" w:author="PR Preview" w:date="2026-01-01T00:00:00Z">
-        <w:r>
-          <w:t xml:space="preserve"> </w:t>
-        </w:r>
-      </w:ins>
-    </w:p>
-    <w:p>
-      <w:pPr>
-        <w:pStyle w:val="BlockText"/>
-      </w:pPr>
-      <w:ins w:id="34" w:author="PR Preview" w:date="2026-01-01T00:00:00Z">
-        <w:r>
-          <w:t xml:space="preserve">❌ Row:</w:t>
-        </w:r>
-      </w:ins>
-      <w:ins w:id="35" w:author="PR Preview" w:date="2026-01-01T00:00:00Z">
-        <w:r>
-          <w:t xml:space="preserve"> </w:t>
-        </w:r>
-      </w:ins>
-      <w:ins w:id="36" w:author="PR Preview" w:date="2026-01-01T00:00:00Z">
+      </w:hyperlink>
+      <w:r>
+        <w:t xml:space="preserve">.</w:t>
+      </w:r>
+      <w:r>
+        <w:t xml:space="preserve"> </w:t>
+      </w:r>
+      <w:r>
+        <w:t xml:space="preserve">Give each concept its own row.</w:t>
+      </w:r>
+      <w:r>
+        <w:t xml:space="preserve"> </w:t>
+      </w:r>
+      <w:r>
+        <w:t xml:space="preserve">A row holds one formula and one short label.</w:t>
+      </w:r>
+    </w:p>
+    <w:p>
+      <w:pPr>
+        <w:pStyle w:val="Compact"/>
+        <w:numPr>
+          <w:ilvl w:val="0"/>
+          <w:numId w:val="1017"/>
+        </w:numPr>
+      </w:pPr>
+      <w:r>
+        <w:t xml:space="preserve">Never put two definitions in one row.</w:t>
+      </w:r>
+    </w:p>
+    <w:p>
+      <w:pPr>
+        <w:pStyle w:val="Compact"/>
+        <w:numPr>
+          <w:ilvl w:val="0"/>
+          <w:numId w:val="1017"/>
+        </w:numPr>
+      </w:pPr>
+      <w:r>
+        <w:t xml:space="preserve">Never merge rows to save space.</w:t>
+      </w:r>
+      <w:r>
+        <w:t xml:space="preserve"> </w:t>
+      </w:r>
+      <w:r>
+        <w:t xml:space="preserve">Find the room another way, such as a smaller table font or a second table beside the first.</w:t>
+      </w:r>
+    </w:p>
+    <w:p>
+      <w:pPr>
+        <w:pStyle w:val="Compact"/>
+        <w:numPr>
+          <w:ilvl w:val="0"/>
+          <w:numId w:val="1017"/>
+        </w:numPr>
+      </w:pPr>
+      <w:r>
+        <w:t xml:space="preserve">Never put notation or assumptions inside a label.</w:t>
+      </w:r>
+      <w:r>
+        <w:t xml:space="preserve"> </w:t>
+      </w:r>
+      <w:r>
+        <w:t xml:space="preserve">Give each assumption its own row, and state the notation once in its own row.</w:t>
+      </w:r>
+    </w:p>
+    <w:p>
+      <w:pPr>
+        <w:pStyle w:val="Compact"/>
+        <w:numPr>
+          <w:ilvl w:val="0"/>
+          <w:numId w:val="1017"/>
+        </w:numPr>
+      </w:pPr>
+      <w:r>
+        <w:t xml:space="preserve">Write each formula in its most compact form,</w:t>
+      </w:r>
+      <w:r>
+        <w:t xml:space="preserve"> </w:t>
+      </w:r>
+      <w:r>
+        <w:t xml:space="preserve">built from pieces that have their own rows</w:t>
+      </w:r>
+      <w:r>
+        <w:t xml:space="preserve"> </w:t>
+      </w:r>
+      <w:r>
+        <w:t xml:space="preserve">(see</w:t>
+      </w:r>
+      <w:r>
+        <w:t xml:space="preserve"> </w:t>
+      </w:r>
+      <w:hyperlink r:id="rId15">
         <w:r>
           <w:rPr>
-            <w:rStyle w:val="VerbatimChar"/>
+            <w:rStyle w:val="Hyperlink"/>
           </w:rPr>
-          <w:t xml:space="preserve">Dot product, sample mean</w:t>
+          <w:t xml:space="preserve">Making expressions concise</w:t>
         </w:r>
-      </w:ins>
-      <w:ins w:id="37" w:author="PR Preview" w:date="2026-01-01T00:00:00Z">
-        <w:r>
-          <w:t xml:space="preserve">, with both formulas in one cell.</w:t>
-        </w:r>
-      </w:ins>
+      </w:hyperlink>
+      <w:r>
+        <w:t xml:space="preserve">).</w:t>
+      </w:r>
+    </w:p>
+    <w:p>
+      <w:pPr>
+        <w:pStyle w:val="FirstParagraph"/>
+      </w:pPr>
+      <w:r>
+        <w:t xml:space="preserve">The same rule applies to every other reference table, such as a table of notation.</w:t>
+      </w:r>
+    </w:p>
+    <w:bookmarkStart w:id="58" w:name="exm-note-sheet-rows"/>
+    <w:p>
+      <w:pPr>
+        <w:pStyle w:val="BodyText"/>
+      </w:pPr>
+      <w:r>
+        <w:rPr>
+          <w:b/>
+          <w:bCs/>
+        </w:rPr>
+        <w:t xml:space="preserve">Example 5 (Splitting a merged row)</w:t>
+      </w:r>
+      <w:r>
+        <w:t xml:space="preserve"> </w:t>
+      </w:r>
+      <w:r>
+        <w:t xml:space="preserve"> </w:t>
+      </w:r>
     </w:p>
     <w:p>
       <w:pPr>
         <w:pStyle w:val="BlockText"/>
       </w:pPr>
-      <w:ins w:id="38" w:author="PR Preview" w:date="2026-01-01T00:00:00Z">
-        <w:r>
-          <w:t xml:space="preserve">✅ Rows:</w:t>
-        </w:r>
-      </w:ins>
-      <w:ins w:id="39" w:author="PR Preview" w:date="2026-01-01T00:00:00Z">
-        <w:r>
-          <w:t xml:space="preserve"> </w:t>
-        </w:r>
-      </w:ins>
-      <w:ins w:id="40" w:author="PR Preview" w:date="2026-01-01T00:00:00Z">
-        <w:r>
-          <w:rPr>
-            <w:rStyle w:val="VerbatimChar"/>
-          </w:rPr>
-          <w:t xml:space="preserve">Dot product</w:t>
-        </w:r>
-      </w:ins>
-      <w:ins w:id="41" w:author="PR Preview" w:date="2026-01-01T00:00:00Z">
-        <w:r>
-          <w:t xml:space="preserve"> </w:t>
-        </w:r>
-      </w:ins>
-      <w:ins w:id="42" w:author="PR Preview" w:date="2026-01-01T00:00:00Z">
-        <w:r>
-          <w:t xml:space="preserve">with its formula, then</w:t>
-        </w:r>
-      </w:ins>
-      <w:ins w:id="43" w:author="PR Preview" w:date="2026-01-01T00:00:00Z">
-        <w:r>
-          <w:t xml:space="preserve"> </w:t>
-        </w:r>
-      </w:ins>
-      <w:ins w:id="44" w:author="PR Preview" w:date="2026-01-01T00:00:00Z">
-        <w:r>
-          <w:rPr>
-            <w:rStyle w:val="VerbatimChar"/>
-          </w:rPr>
-          <w:t xml:space="preserve">Sample mean</w:t>
-        </w:r>
-      </w:ins>
-      <w:ins w:id="45" w:author="PR Preview" w:date="2026-01-01T00:00:00Z">
-        <w:r>
-          <w:t xml:space="preserve"> </w:t>
-        </w:r>
-      </w:ins>
-      <w:ins w:id="46" w:author="PR Preview" w:date="2026-01-01T00:00:00Z">
-        <w:r>
-          <w:t xml:space="preserve">with its formula.</w:t>
-        </w:r>
-      </w:ins>
+      <w:r>
+        <w:t xml:space="preserve">❌ Row:</w:t>
+      </w:r>
+      <w:r>
+        <w:t xml:space="preserve"> </w:t>
+      </w:r>
+      <w:r>
+        <w:rPr>
+          <w:rStyle w:val="VerbatimChar"/>
+        </w:rPr>
+        <w:t xml:space="preserve">Dot product, sample mean</w:t>
+      </w:r>
+      <w:r>
+        <w:t xml:space="preserve">, with both formulas in one cell.</w:t>
+      </w:r>
+    </w:p>
+    <w:p>
+      <w:pPr>
+        <w:pStyle w:val="BlockText"/>
+      </w:pPr>
+      <w:r>
+        <w:t xml:space="preserve">✅ Rows:</w:t>
+      </w:r>
+      <w:r>
+        <w:t xml:space="preserve"> </w:t>
+      </w:r>
+      <w:r>
+        <w:rPr>
+          <w:rStyle w:val="VerbatimChar"/>
+        </w:rPr>
+        <w:t xml:space="preserve">Dot product</w:t>
+      </w:r>
+      <w:r>
+        <w:t xml:space="preserve"> </w:t>
+      </w:r>
+      <w:r>
+        <w:t xml:space="preserve">with its formula, then</w:t>
+      </w:r>
+      <w:r>
+        <w:t xml:space="preserve"> </w:t>
+      </w:r>
+      <w:r>
+        <w:rPr>
+          <w:rStyle w:val="VerbatimChar"/>
+        </w:rPr>
+        <w:t xml:space="preserve">Sample mean</w:t>
+      </w:r>
+      <w:r>
+        <w:t xml:space="preserve"> </w:t>
+      </w:r>
+      <w:r>
+        <w:t xml:space="preserve">with its formula.</w:t>
+      </w:r>
     </w:p>
     <w:p>
       <w:pPr>
         <w:pStyle w:val="FirstParagraph"/>
       </w:pPr>
-      <w:ins w:id="47" w:author="PR Preview" w:date="2026-01-01T00:00:00Z">
-        <w:r>
-          <w:t xml:space="preserve">The ❌ row makes the reader find where one concept ends and the next begins.</w:t>
-        </w:r>
-      </w:ins>
-      <w:ins w:id="48" w:author="PR Preview" w:date="2026-01-01T00:00:00Z">
-        <w:r>
-          <w:t xml:space="preserve"> </w:t>
-        </w:r>
-      </w:ins>
-      <w:ins w:id="49" w:author="PR Preview" w:date="2026-01-01T00:00:00Z">
-        <w:r>
-          <w:t xml:space="preserve">The ✅ rows let the reader find one formula by one label.</w:t>
-        </w:r>
-      </w:ins>
+      <w:r>
+        <w:t xml:space="preserve">The ❌ row makes the reader find where one concept ends and the next begins.</w:t>
+      </w:r>
+      <w:r>
+        <w:t xml:space="preserve"> </w:t>
+      </w:r>
+      <w:r>
+        <w:t xml:space="preserve">The ✅ rows let the reader find one formula by one label.</w:t>
+      </w:r>
     </w:p>
     <w:bookmarkEnd w:id="58"/>
     <w:bookmarkEnd w:id="59"/>
@@ -5795,11 +5693,9 @@
       <w:pPr>
         <w:pStyle w:val="Heading2"/>
       </w:pPr>
-      <w:ins w:id="50" w:author="PR Preview" w:date="2026-01-01T00:00:00Z">
-        <w:r>
-          <w:t xml:space="preserve">21 Talk about the ideas, not the notes</w:t>
-        </w:r>
-      </w:ins>
+      <w:r>
+        <w:t xml:space="preserve">21 Talk about the ideas, not the notes</w:t>
+      </w:r>
     </w:p>
     <w:p>
       <w:pPr>
@@ -5970,21 +5866,9 @@
       <w:pPr>
         <w:pStyle w:val="Heading2"/>
       </w:pPr>
-      <w:del w:id="51" w:author="PR Preview" w:date="2026-01-01T00:00:00Z">
-        <w:r>
-          <w:delText xml:space="preserve">21 Credit other courses without summarizing them</w:delText>
-        </w:r>
-      </w:del>
-    </w:p>
-    <w:p>
-      <w:pPr>
-        <w:pStyle w:val="Heading2"/>
-      </w:pPr>
-      <w:ins w:id="52" w:author="PR Preview" w:date="2026-01-01T00:00:00Z">
-        <w:r>
-          <w:t xml:space="preserve">22 Credit other courses without summarizing them</w:t>
-        </w:r>
-      </w:ins>
+      <w:r>
+        <w:t xml:space="preserve">22 Credit other courses without summarizing them</w:t>
+      </w:r>
     </w:p>
     <w:p>
       <w:pPr>
@@ -6160,21 +6044,9 @@
       <w:pPr>
         <w:pStyle w:val="Heading2"/>
       </w:pPr>
-      <w:del w:id="53" w:author="PR Preview" w:date="2026-01-01T00:00:00Z">
-        <w:r>
-          <w:delText xml:space="preserve">22 Rules that apply to all writing</w:delText>
-        </w:r>
-      </w:del>
-    </w:p>
-    <w:p>
-      <w:pPr>
-        <w:pStyle w:val="Heading2"/>
-      </w:pPr>
-      <w:ins w:id="54" w:author="PR Preview" w:date="2026-01-01T00:00:00Z">
-        <w:r>
-          <w:t xml:space="preserve">23 Rules that apply to all writing</w:t>
-        </w:r>
-      </w:ins>
+      <w:r>
+        <w:t xml:space="preserve">23 Rules that apply to all writing</w:t>
+      </w:r>
     </w:p>
     <w:p>
       <w:pPr>

--- a/pr-preview/pr-351/chapters/teaching-tracked-changes.docx
+++ b/pr-preview/pr-351/chapters/teaching-tracked-changes.docx
@@ -16,7 +16,7 @@
       </w:pPr>
       <w:del w:id="1" w:author="PR Preview" w:date="2026-01-01T00:00:00Z">
         <w:r>
-          <w:delText xml:space="preserve">Last modified: 2026-10-26 01:48:18 (PDT)</w:delText>
+          <w:delText xml:space="preserve">Last modified: 2026-10-26 09:06:18 (PDT)</w:delText>
         </w:r>
       </w:del>
     </w:p>
@@ -26,7 +26,7 @@
       </w:pPr>
       <w:ins w:id="2" w:author="PR Preview" w:date="2026-01-01T00:00:00Z">
         <w:r>
-          <w:t xml:space="preserve">Last modified: 2026-10-26 01:57:12 (PDT)</w:t>
+          <w:t xml:space="preserve">Last modified: 2026-10-26 09:30:11 (PDT)</w:t>
         </w:r>
       </w:ins>
     </w:p>

--- a/pr-preview/pr-351/chapters/teaching-tracked-changes.docx
+++ b/pr-preview/pr-351/chapters/teaching-tracked-changes.docx
@@ -26,7 +26,7 @@
       </w:pPr>
       <w:ins w:id="2" w:author="PR Preview" w:date="2026-01-01T00:00:00Z">
         <w:r>
-          <w:t xml:space="preserve">Last modified: 2026-10-26 09:30:11 (PDT)</w:t>
+          <w:t xml:space="preserve">Last modified: 2026-10-26 09:47:33 (PDT)</w:t>
         </w:r>
       </w:ins>
     </w:p>

--- a/pr-preview/pr-351/chapters/teaching-tracked-changes.docx
+++ b/pr-preview/pr-351/chapters/teaching-tracked-changes.docx
@@ -26,7 +26,7 @@
       </w:pPr>
       <w:ins w:id="2" w:author="PR Preview" w:date="2026-01-01T00:00:00Z">
         <w:r>
-          <w:t xml:space="preserve">Last modified: 2026-10-26 09:47:33 (PDT)</w:t>
+          <w:t xml:space="preserve">Last modified: 2026-10-26 10:21:50 (PDT)</w:t>
         </w:r>
       </w:ins>
     </w:p>

--- a/pr-preview/pr-351/chapters/teaching-tracked-changes.docx
+++ b/pr-preview/pr-351/chapters/teaching-tracked-changes.docx
@@ -16,7 +16,7 @@
       </w:pPr>
       <w:del w:id="1" w:author="PR Preview" w:date="2026-01-01T00:00:00Z">
         <w:r>
-          <w:delText xml:space="preserve">Last modified: 2026-10-26 09:06:18 (PDT)</w:delText>
+          <w:delText xml:space="preserve">Last modified: 2026-10-26 10:30:09 (PDT)</w:delText>
         </w:r>
       </w:del>
     </w:p>
@@ -26,7 +26,7 @@
       </w:pPr>
       <w:ins w:id="2" w:author="PR Preview" w:date="2026-01-01T00:00:00Z">
         <w:r>
-          <w:t xml:space="preserve">Last modified: 2026-10-26 10:21:50 (PDT)</w:t>
+          <w:t xml:space="preserve">Last modified: 2026-10-26 10:35:14 (PDT)</w:t>
         </w:r>
       </w:ins>
     </w:p>
